--- a/Big_Data_redis/Отчёт Python Redis.docx
+++ b/Big_Data_redis/Отчёт Python Redis.docx
@@ -4,188 +4,28 @@
   <w:body>
     <w:p>
       <w:pPr>
-        <w:pStyle w:val="Title"/>
+        <w:spacing w:after="200"/>
       </w:pPr>
-      <w:r>
-        <w:t>Организации с более чем 10 предписаниями в Redis</w:t>
-      </w:r>
-    </w:p>
-    <w:p>
-      <w:r>
-        <w:rPr>
-          <w:b/>
-        </w:rPr>
-        <w:t xml:space="preserve">Результат. </w:t>
-      </w:r>
-      <w:r>
-        <w:t>Из 32 007 строк исходного Excel-файла отобраны 1 343 организации, которым выдано более 10 предписаний. Для каждой организации создан отдельный хэш Redis и проверено его содержимое.</w:t>
-      </w:r>
-    </w:p>
-    <w:p>
-      <w:r>
-        <w:t>Дата проверки в GitHub Actions: 29 октября 2026 года.</w:t>
-      </w:r>
-    </w:p>
-    <w:p>
-      <w:pPr>
-        <w:pStyle w:val="Heading1"/>
-      </w:pPr>
-      <w:r>
-        <w:t>Условия и результат</w:t>
-      </w:r>
-    </w:p>
-    <w:p>
-      <w:r>
-        <w:rPr>
-          <w:b/>
-        </w:rPr>
-        <w:t xml:space="preserve">Фильтр. </w:t>
-      </w:r>
-      <w:r>
-        <w:t>«Выдано предписаний» &gt; 10; значение 10 не включается.</w:t>
-      </w:r>
-    </w:p>
-    <w:p>
-      <w:r>
-        <w:rPr>
-          <w:b/>
-        </w:rPr>
-        <w:t xml:space="preserve">Поля хэша. </w:t>
-      </w:r>
-      <w:r>
-        <w:t>«Организация», «Выдано предписаний» и «Сумма штрафов». Сумма штрафов указана в тыс. руб., как в исходном Excel-файле.</w:t>
-      </w:r>
-    </w:p>
-    <w:p>
-      <w:r>
-        <w:rPr>
-          <w:b/>
-        </w:rPr>
-        <w:t xml:space="preserve">Ключ Redis. </w:t>
-      </w:r>
-      <w:r>
-        <w:t>uk:org:&lt;UUID&gt;; UUID вычисляется из наименования организации, поэтому повторный запуск обновляет тот же хэш.</w:t>
-      </w:r>
-    </w:p>
-    <w:p>
-      <w:r>
-        <w:rPr>
-          <w:b/>
-        </w:rPr>
-        <w:t xml:space="preserve">Проверка. </w:t>
-      </w:r>
-      <w:r>
-        <w:t>Python сравнивает перечень ключей и содержимое всех 1 343 хэшей с отобранными записями. Команды redis-cli подтверждают количество ключей и поля отдельного хэша.</w:t>
-      </w:r>
-    </w:p>
-    <w:p>
-      <w:pPr>
-        <w:pStyle w:val="Heading1"/>
-      </w:pPr>
-      <w:r>
-        <w:t>Исходный файл и код</w:t>
-      </w:r>
-    </w:p>
-    <w:p>
-      <w:pPr>
-        <w:spacing w:after="140"/>
-      </w:pPr>
-      <w:r>
-        <w:rPr>
-          <w:b/>
-        </w:rPr>
-        <w:t xml:space="preserve">Данные: </w:t>
-      </w:r>
       <w:hyperlink r:id="rId9">
         <w:r>
           <w:rPr>
-            <w:color w:val="245A81"/>
+            <w:color w:val="0563C1"/>
             <w:u w:val="single"/>
           </w:rPr>
-          <w:t>data_УК.xlsx</w:t>
+          <w:t>https://github.com/breevasofa/23---11/tree/main/Big_Data_redis</w:t>
         </w:r>
       </w:hyperlink>
     </w:p>
     <w:p>
       <w:pPr>
-        <w:spacing w:after="140"/>
-      </w:pPr>
-      <w:r>
-        <w:rPr>
-          <w:b/>
-        </w:rPr>
-        <w:t xml:space="preserve">Скрипт Python: </w:t>
-      </w:r>
-      <w:hyperlink r:id="rId10">
-        <w:r>
-          <w:rPr>
-            <w:color w:val="245A81"/>
-            <w:u w:val="single"/>
-          </w:rPr>
-          <w:t>load_to_redis.py на GitHub</w:t>
-        </w:r>
-      </w:hyperlink>
-    </w:p>
-    <w:p>
-      <w:pPr>
-        <w:spacing w:after="140"/>
-      </w:pPr>
-      <w:r>
-        <w:rPr>
-          <w:b/>
-        </w:rPr>
-        <w:t xml:space="preserve">Проект и инструкции: </w:t>
-      </w:r>
-      <w:hyperlink r:id="rId11">
-        <w:r>
-          <w:rPr>
-            <w:color w:val="245A81"/>
-            <w:u w:val="single"/>
-          </w:rPr>
-          <w:t>Big_Data_redis на GitHub</w:t>
-        </w:r>
-      </w:hyperlink>
-    </w:p>
-    <w:p>
-      <w:pPr>
-        <w:spacing w:after="140"/>
-      </w:pPr>
-      <w:r>
-        <w:rPr>
-          <w:b/>
-        </w:rPr>
-        <w:t xml:space="preserve">Проверка в GitHub Actions: </w:t>
-      </w:r>
-      <w:hyperlink r:id="rId12">
-        <w:r>
-          <w:rPr>
-            <w:color w:val="245A81"/>
-            <w:u w:val="single"/>
-          </w:rPr>
-          <w:t>запуск со скриншотами #2</w:t>
-        </w:r>
-      </w:hyperlink>
-    </w:p>
-    <w:p>
-      <w:pPr>
-        <w:pStyle w:val="Heading1"/>
-        <w:pageBreakBefore/>
-        <w:spacing w:before="0" w:after="240"/>
-      </w:pPr>
-      <w:r>
-        <w:t>Отбор данных в Python</w:t>
-      </w:r>
-    </w:p>
-    <w:p>
-      <w:pPr>
-        <w:keepNext/>
-        <w:spacing w:after="100"/>
+        <w:pageBreakBefore w:val="0"/>
+        <w:spacing w:before="0" w:after="0"/>
         <w:jc w:val="center"/>
       </w:pPr>
       <w:r>
         <w:drawing>
           <wp:inline xmlns:a="http://schemas.openxmlformats.org/drawingml/2006/main" xmlns:pic="http://schemas.openxmlformats.org/drawingml/2006/picture">
-            <wp:extent cx="6309359" cy="3644849"/>
+            <wp:extent cx="6583680" cy="3803321"/>
             <wp:docPr id="1" name="Picture 1"/>
             <wp:cNvGraphicFramePr>
               <a:graphicFrameLocks noChangeAspect="1"/>
@@ -198,7 +38,7 @@
                     <pic:cNvPicPr/>
                   </pic:nvPicPr>
                   <pic:blipFill>
-                    <a:blip r:embed="rId13"/>
+                    <a:blip r:embed="rId10"/>
                     <a:stretch>
                       <a:fillRect/>
                     </a:stretch>
@@ -206,7 +46,7 @@
                   <pic:spPr>
                     <a:xfrm>
                       <a:off x="0" y="0"/>
-                      <a:ext cx="6309359" cy="3644849"/>
+                      <a:ext cx="6583680" cy="3803321"/>
                     </a:xfrm>
                     <a:prstGeom prst="rect"/>
                   </pic:spPr>
@@ -219,33 +59,14 @@
     </w:p>
     <w:p>
       <w:pPr>
-        <w:pStyle w:val="Caption"/>
-        <w:jc w:val="center"/>
-      </w:pPr>
-      <w:r>
-        <w:t>Рисунок 1. Чтение Excel и фильтр «Выдано предписаний» &gt; 10.</w:t>
-      </w:r>
-    </w:p>
-    <w:p>
-      <w:pPr>
-        <w:pStyle w:val="Heading1"/>
-        <w:pageBreakBefore/>
-        <w:spacing w:before="0" w:after="240"/>
-      </w:pPr>
-      <w:r>
-        <w:t>Запись хэшей в Redis</w:t>
-      </w:r>
-    </w:p>
-    <w:p>
-      <w:pPr>
-        <w:keepNext/>
-        <w:spacing w:after="100"/>
+        <w:pageBreakBefore w:val="0"/>
+        <w:spacing w:before="160" w:after="0"/>
         <w:jc w:val="center"/>
       </w:pPr>
       <w:r>
         <w:drawing>
           <wp:inline xmlns:a="http://schemas.openxmlformats.org/drawingml/2006/main" xmlns:pic="http://schemas.openxmlformats.org/drawingml/2006/picture">
-            <wp:extent cx="6309359" cy="3644849"/>
+            <wp:extent cx="6583680" cy="3803321"/>
             <wp:docPr id="2" name="Picture 2"/>
             <wp:cNvGraphicFramePr>
               <a:graphicFrameLocks noChangeAspect="1"/>
@@ -258,7 +79,7 @@
                     <pic:cNvPicPr/>
                   </pic:nvPicPr>
                   <pic:blipFill>
-                    <a:blip r:embed="rId14"/>
+                    <a:blip r:embed="rId11"/>
                     <a:stretch>
                       <a:fillRect/>
                     </a:stretch>
@@ -266,7 +87,7 @@
                   <pic:spPr>
                     <a:xfrm>
                       <a:off x="0" y="0"/>
-                      <a:ext cx="6309359" cy="3644849"/>
+                      <a:ext cx="6583680" cy="3803321"/>
                     </a:xfrm>
                     <a:prstGeom prst="rect"/>
                   </pic:spPr>
@@ -279,33 +100,14 @@
     </w:p>
     <w:p>
       <w:pPr>
-        <w:pStyle w:val="Caption"/>
-        <w:jc w:val="center"/>
-      </w:pPr>
-      <w:r>
-        <w:t>Рисунок 2. Код записи организаций и проверки сохранённых хэшей.</w:t>
-      </w:r>
-    </w:p>
-    <w:p>
-      <w:pPr>
-        <w:pStyle w:val="Heading1"/>
         <w:pageBreakBefore/>
-        <w:spacing w:before="0" w:after="240"/>
-      </w:pPr>
-      <w:r>
-        <w:t>Результат выполнения Python</w:t>
-      </w:r>
-    </w:p>
-    <w:p>
-      <w:pPr>
-        <w:keepNext/>
-        <w:spacing w:after="100"/>
+        <w:spacing w:before="0" w:after="0"/>
         <w:jc w:val="center"/>
       </w:pPr>
       <w:r>
         <w:drawing>
           <wp:inline xmlns:a="http://schemas.openxmlformats.org/drawingml/2006/main" xmlns:pic="http://schemas.openxmlformats.org/drawingml/2006/picture">
-            <wp:extent cx="6309359" cy="1231707"/>
+            <wp:extent cx="6583680" cy="1285260"/>
             <wp:docPr id="3" name="Picture 3"/>
             <wp:cNvGraphicFramePr>
               <a:graphicFrameLocks noChangeAspect="1"/>
@@ -318,7 +120,7 @@
                     <pic:cNvPicPr/>
                   </pic:nvPicPr>
                   <pic:blipFill>
-                    <a:blip r:embed="rId15"/>
+                    <a:blip r:embed="rId12"/>
                     <a:stretch>
                       <a:fillRect/>
                     </a:stretch>
@@ -326,7 +128,7 @@
                   <pic:spPr>
                     <a:xfrm>
                       <a:off x="0" y="0"/>
-                      <a:ext cx="6309359" cy="1231707"/>
+                      <a:ext cx="6583680" cy="1285260"/>
                     </a:xfrm>
                     <a:prstGeom prst="rect"/>
                   </pic:spPr>
@@ -339,33 +141,14 @@
     </w:p>
     <w:p>
       <w:pPr>
-        <w:pStyle w:val="Caption"/>
-        <w:jc w:val="center"/>
-      </w:pPr>
-      <w:r>
-        <w:t>Рисунок 3. Вывод Python с количеством строк, организаций и проверенных хэшей.</w:t>
-      </w:r>
-    </w:p>
-    <w:p>
-      <w:pPr>
-        <w:pStyle w:val="Heading1"/>
         <w:pageBreakBefore w:val="0"/>
-        <w:spacing w:before="440" w:after="240"/>
-      </w:pPr>
-      <w:r>
-        <w:t>Проверка через redis-cli</w:t>
-      </w:r>
-    </w:p>
-    <w:p>
-      <w:pPr>
-        <w:keepNext/>
-        <w:spacing w:after="100"/>
+        <w:spacing w:before="160" w:after="0"/>
         <w:jc w:val="center"/>
       </w:pPr>
       <w:r>
         <w:drawing>
           <wp:inline xmlns:a="http://schemas.openxmlformats.org/drawingml/2006/main" xmlns:pic="http://schemas.openxmlformats.org/drawingml/2006/picture">
-            <wp:extent cx="6309359" cy="2237183"/>
+            <wp:extent cx="6583680" cy="2334452"/>
             <wp:docPr id="4" name="Picture 4"/>
             <wp:cNvGraphicFramePr>
               <a:graphicFrameLocks noChangeAspect="1"/>
@@ -378,7 +161,7 @@
                     <pic:cNvPicPr/>
                   </pic:nvPicPr>
                   <pic:blipFill>
-                    <a:blip r:embed="rId16"/>
+                    <a:blip r:embed="rId13"/>
                     <a:stretch>
                       <a:fillRect/>
                     </a:stretch>
@@ -386,7 +169,7 @@
                   <pic:spPr>
                     <a:xfrm>
                       <a:off x="0" y="0"/>
-                      <a:ext cx="6309359" cy="2237183"/>
+                      <a:ext cx="6583680" cy="2334452"/>
                     </a:xfrm>
                     <a:prstGeom prst="rect"/>
                   </pic:spPr>
@@ -397,18 +180,9 @@
         </w:drawing>
       </w:r>
     </w:p>
-    <w:p>
-      <w:pPr>
-        <w:pStyle w:val="Caption"/>
-        <w:jc w:val="center"/>
-      </w:pPr>
-      <w:r>
-        <w:t>Рисунок 4. Вывод redis-cli с количеством ключей и содержимым хэша.</w:t>
-      </w:r>
-    </w:p>
     <w:sectPr>
       <w:pgSz w:w="12240" w:h="15840"/>
-      <w:pgMar w:top="1152" w:right="1152" w:bottom="1152" w:left="1152" w:header="720" w:footer="720" w:gutter="0"/>
+      <w:pgMar w:top="936" w:right="936" w:bottom="936" w:left="936" w:header="720" w:footer="720" w:gutter="0"/>
       <w:cols w:space="720"/>
       <w:docGrid w:linePitch="360"/>
     </w:sectPr>
@@ -779,15 +553,6 @@
     <w:name w:val="Normal"/>
     <w:qFormat/>
     <w:rsid w:val="00FC693F"/>
-    <w:pPr>
-      <w:spacing w:after="160"/>
-    </w:pPr>
-    <w:rPr>
-      <w:rFonts w:ascii="Arial" w:hAnsi="Arial" w:eastAsia="Arial"/>
-      <w:b w:val="0"/>
-      <w:color w:val="000000"/>
-      <w:sz w:val="22"/>
-    </w:rPr>
   </w:style>
   <w:style w:type="paragraph" w:styleId="Header">
     <w:name w:val="header"/>
@@ -844,14 +609,14 @@
     <w:pPr>
       <w:keepNext/>
       <w:keepLines/>
-      <w:spacing w:before="0" w:after="0"/>
+      <w:spacing w:before="480" w:after="0"/>
       <w:outlineLvl w:val="0"/>
     </w:pPr>
     <w:rPr>
-      <w:rFonts w:asciiTheme="majorHAnsi" w:eastAsiaTheme="majorEastAsia" w:hAnsiTheme="majorHAnsi" w:cstheme="majorBidi" w:ascii="Arial" w:hAnsi="Arial" w:eastAsia="Arial"/>
+      <w:rFonts w:asciiTheme="majorHAnsi" w:eastAsiaTheme="majorEastAsia" w:hAnsiTheme="majorHAnsi" w:cstheme="majorBidi"/>
       <w:b/>
       <w:bCs/>
-      <w:color w:val="000000"/>
+      <w:color w:val="365F91" w:themeColor="accent1" w:themeShade="BF"/>
       <w:sz w:val="28"/>
       <w:szCs w:val="28"/>
     </w:rPr>
@@ -1130,16 +895,18 @@
     <w:qFormat/>
     <w:rsid w:val="00FC693F"/>
     <w:pPr>
-      <w:spacing w:after="360" w:line="240" w:lineRule="auto"/>
+      <w:pBdr>
+        <w:bottom w:val="single" w:sz="8" w:space="4" w:color="4F81BD" w:themeColor="accent1"/>
+      </w:pBdr>
+      <w:spacing w:after="300" w:line="240" w:lineRule="auto"/>
       <w:contextualSpacing/>
     </w:pPr>
     <w:rPr>
-      <w:rFonts w:asciiTheme="majorHAnsi" w:eastAsiaTheme="majorEastAsia" w:hAnsiTheme="majorHAnsi" w:cstheme="majorBidi" w:ascii="Arial" w:hAnsi="Arial" w:eastAsia="Arial"/>
-      <w:b/>
-      <w:color w:val="000000"/>
+      <w:rFonts w:asciiTheme="majorHAnsi" w:eastAsiaTheme="majorEastAsia" w:hAnsiTheme="majorHAnsi" w:cstheme="majorBidi"/>
+      <w:color w:val="17365D" w:themeColor="text2" w:themeShade="BF"/>
       <w:spacing w:val="5"/>
       <w:kern w:val="28"/>
-      <w:sz w:val="40"/>
+      <w:sz w:val="52"/>
       <w:szCs w:val="52"/>
     </w:rPr>
   </w:style>
@@ -1574,13 +1341,12 @@
     <w:qFormat/>
     <w:rsid w:val="00FC693F"/>
     <w:pPr>
-      <w:spacing w:line="240" w:lineRule="auto" w:after="0"/>
+      <w:spacing w:line="240" w:lineRule="auto"/>
     </w:pPr>
     <w:rPr>
-      <w:rFonts w:ascii="Arial" w:hAnsi="Arial" w:eastAsia="Arial"/>
-      <w:b w:val="0"/>
+      <w:b/>
       <w:bCs/>
-      <w:color w:val="000000"/>
+      <w:color w:val="4F81BD" w:themeColor="accent1"/>
       <w:sz w:val="18"/>
       <w:szCs w:val="18"/>
     </w:rPr>
